--- a/tareas-semana/2-Cultural-Taboo.docx
+++ b/tareas-semana/2-Cultural-Taboo.docx
@@ -3,6 +3,62 @@
 <w:document xmlns:w="http://schemas.openxmlformats.org/wordprocessingml/2006/main" xmlns:m="http://schemas.openxmlformats.org/officeDocument/2006/math" xmlns:r="http://schemas.openxmlformats.org/officeDocument/2006/relationships" xmlns:o="urn:schemas-microsoft-com:office:office" xmlns:v="urn:schemas-microsoft-com:vml" xmlns:w10="urn:schemas-microsoft-com:office:word" xmlns:a="http://schemas.openxmlformats.org/drawingml/2006/main" xmlns:pic="http://schemas.openxmlformats.org/drawingml/2006/picture" xmlns:wp="http://schemas.openxmlformats.org/drawingml/2006/wordprocessingDrawing">
   <w:body>
     <w:bookmarkStart w:id="24" w:name="X8f4dcfd0d5ee8f83b28c14587dfa074100f2f34"/>
+    <w:p>
+      <w:pPr>
+        <w:spacing w:line="480" w:lineRule="auto" w:before="0" w:after="0"/>
+        <w:jc w:val="left"/>
+      </w:pPr>
+      <w:r>
+        <w:rPr>
+          <w:rFonts w:ascii="Times New Roman" w:hAnsi="Times New Roman" w:eastAsia="Times New Roman" w:cs="Times New Roman"/>
+          <w:color w:val="000000"/>
+          <w:sz w:val="24"/>
+        </w:rPr>
+        <w:t>Melany</w:t>
+      </w:r>
+    </w:p>
+    <w:p>
+      <w:pPr>
+        <w:spacing w:line="480" w:lineRule="auto" w:before="0" w:after="0"/>
+        <w:jc w:val="left"/>
+      </w:pPr>
+      <w:r>
+        <w:rPr>
+          <w:rFonts w:ascii="Times New Roman" w:hAnsi="Times New Roman" w:eastAsia="Times New Roman" w:cs="Times New Roman"/>
+          <w:color w:val="000000"/>
+          <w:sz w:val="24"/>
+        </w:rPr>
+        <w:t>Professor Sarah Cho</w:t>
+      </w:r>
+    </w:p>
+    <w:p>
+      <w:pPr>
+        <w:spacing w:line="480" w:lineRule="auto" w:before="0" w:after="0"/>
+        <w:jc w:val="left"/>
+      </w:pPr>
+      <w:r>
+        <w:rPr>
+          <w:rFonts w:ascii="Times New Roman" w:hAnsi="Times New Roman" w:eastAsia="Times New Roman" w:cs="Times New Roman"/>
+          <w:color w:val="000000"/>
+          <w:sz w:val="24"/>
+        </w:rPr>
+        <w:t>Communication</w:t>
+      </w:r>
+    </w:p>
+    <w:p>
+      <w:pPr>
+        <w:spacing w:line="480" w:lineRule="auto" w:before="0" w:after="0"/>
+        <w:jc w:val="left"/>
+      </w:pPr>
+      <w:r>
+        <w:rPr>
+          <w:rFonts w:ascii="Times New Roman" w:hAnsi="Times New Roman" w:eastAsia="Times New Roman" w:cs="Times New Roman"/>
+          <w:color w:val="000000"/>
+          <w:sz w:val="24"/>
+        </w:rPr>
+        <w:t>10 October 2026</w:t>
+      </w:r>
+    </w:p>
     <w:p>
       <w:pPr>
         <w:pStyle w:val="Heading1"/>

--- a/tareas-semana/2-Cultural-Taboo.docx
+++ b/tareas-semana/2-Cultural-Taboo.docx
@@ -14,7 +14,7 @@
           <w:color w:val="000000"/>
           <w:sz w:val="24"/>
         </w:rPr>
-        <w:t>Melany</w:t>
+        <w:t>Melany Perez</w:t>
       </w:r>
     </w:p>
     <w:p>
@@ -42,7 +42,7 @@
           <w:color w:val="000000"/>
           <w:sz w:val="24"/>
         </w:rPr>
-        <w:t>Communication</w:t>
+        <w:t>COMM 1315.001</w:t>
       </w:r>
     </w:p>
     <w:p>
